--- a/suppl/KNHANES/ml/Hypertension__prediction_KNHANES.docx
+++ b/suppl/KNHANES/ml/Hypertension__prediction_KNHANES.docx
@@ -305,7 +305,12 @@
         <w:pStyle w:val="Heading1"/>
       </w:pPr>
       <w:r>
-        <w:t>Tuning results — best parameters and CV auROC</w:t>
+        <w:t>Tuning and model selection — training-partition cross-validation</w:t>
+      </w:r>
+    </w:p>
+    <w:p>
+      <w:r>
+        <w:t>Hyperparameter search and between-model selection both use these training-partition cross-validated scores. The selection criterion is CV_combined, the mean of the cross-validated auROC and auPRC. The held-out partition is not consulted at this stage.</w:t>
       </w:r>
     </w:p>
     <w:tbl>
@@ -315,14 +320,16 @@
         <w:tblLook w:firstColumn="1" w:firstRow="1" w:lastColumn="0" w:lastRow="0" w:noHBand="0" w:noVBand="1" w:val="04A0"/>
       </w:tblPr>
       <w:tblGrid>
-        <w:gridCol w:w="2880"/>
-        <w:gridCol w:w="2880"/>
-        <w:gridCol w:w="2880"/>
+        <w:gridCol w:w="1728"/>
+        <w:gridCol w:w="1728"/>
+        <w:gridCol w:w="1728"/>
+        <w:gridCol w:w="1728"/>
+        <w:gridCol w:w="1728"/>
       </w:tblGrid>
       <w:tr>
         <w:tc>
           <w:tcPr>
-            <w:tcW w:type="dxa" w:w="2880"/>
+            <w:tcW w:type="dxa" w:w="1728"/>
           </w:tcPr>
           <w:p>
             <w:r>
@@ -332,7 +339,7 @@
         </w:tc>
         <w:tc>
           <w:tcPr>
-            <w:tcW w:type="dxa" w:w="2880"/>
+            <w:tcW w:type="dxa" w:w="1728"/>
           </w:tcPr>
           <w:p>
             <w:r>
@@ -342,7 +349,27 @@
         </w:tc>
         <w:tc>
           <w:tcPr>
-            <w:tcW w:type="dxa" w:w="2880"/>
+            <w:tcW w:type="dxa" w:w="1728"/>
+          </w:tcPr>
+          <w:p>
+            <w:r>
+              <w:t>CV_auPRC</w:t>
+            </w:r>
+          </w:p>
+        </w:tc>
+        <w:tc>
+          <w:tcPr>
+            <w:tcW w:type="dxa" w:w="1728"/>
+          </w:tcPr>
+          <w:p>
+            <w:r>
+              <w:t>CV_combined</w:t>
+            </w:r>
+          </w:p>
+        </w:tc>
+        <w:tc>
+          <w:tcPr>
+            <w:tcW w:type="dxa" w:w="1728"/>
           </w:tcPr>
           <w:p>
             <w:r>
@@ -354,7 +381,7 @@
       <w:tr>
         <w:tc>
           <w:tcPr>
-            <w:tcW w:type="dxa" w:w="2880"/>
+            <w:tcW w:type="dxa" w:w="1728"/>
           </w:tcPr>
           <w:p>
             <w:r>
@@ -364,17 +391,37 @@
         </w:tc>
         <w:tc>
           <w:tcPr>
-            <w:tcW w:type="dxa" w:w="2880"/>
+            <w:tcW w:type="dxa" w:w="1728"/>
           </w:tcPr>
           <w:p>
             <w:r>
-              <w:t>0.8211</w:t>
+              <w:t>0.821</w:t>
             </w:r>
           </w:p>
         </w:tc>
         <w:tc>
           <w:tcPr>
-            <w:tcW w:type="dxa" w:w="2880"/>
+            <w:tcW w:type="dxa" w:w="1728"/>
+          </w:tcPr>
+          <w:p>
+            <w:r>
+              <w:t>0.6447</w:t>
+            </w:r>
+          </w:p>
+        </w:tc>
+        <w:tc>
+          <w:tcPr>
+            <w:tcW w:type="dxa" w:w="1728"/>
+          </w:tcPr>
+          <w:p>
+            <w:r>
+              <w:t>0.7329</w:t>
+            </w:r>
+          </w:p>
+        </w:tc>
+        <w:tc>
+          <w:tcPr>
+            <w:tcW w:type="dxa" w:w="1728"/>
           </w:tcPr>
           <w:p>
             <w:r>
@@ -386,7 +433,7 @@
       <w:tr>
         <w:tc>
           <w:tcPr>
-            <w:tcW w:type="dxa" w:w="2880"/>
+            <w:tcW w:type="dxa" w:w="1728"/>
           </w:tcPr>
           <w:p>
             <w:r>
@@ -396,7 +443,7 @@
         </w:tc>
         <w:tc>
           <w:tcPr>
-            <w:tcW w:type="dxa" w:w="2880"/>
+            <w:tcW w:type="dxa" w:w="1728"/>
           </w:tcPr>
           <w:p>
             <w:r>
@@ -406,7 +453,27 @@
         </w:tc>
         <w:tc>
           <w:tcPr>
-            <w:tcW w:type="dxa" w:w="2880"/>
+            <w:tcW w:type="dxa" w:w="1728"/>
+          </w:tcPr>
+          <w:p>
+            <w:r>
+              <w:t>0.6368</w:t>
+            </w:r>
+          </w:p>
+        </w:tc>
+        <w:tc>
+          <w:tcPr>
+            <w:tcW w:type="dxa" w:w="1728"/>
+          </w:tcPr>
+          <w:p>
+            <w:r>
+              <w:t>0.7259</w:t>
+            </w:r>
+          </w:p>
+        </w:tc>
+        <w:tc>
+          <w:tcPr>
+            <w:tcW w:type="dxa" w:w="1728"/>
           </w:tcPr>
           <w:p>
             <w:r>
@@ -418,7 +485,7 @@
       <w:tr>
         <w:tc>
           <w:tcPr>
-            <w:tcW w:type="dxa" w:w="2880"/>
+            <w:tcW w:type="dxa" w:w="1728"/>
           </w:tcPr>
           <w:p>
             <w:r>
@@ -428,7 +495,7 @@
         </w:tc>
         <w:tc>
           <w:tcPr>
-            <w:tcW w:type="dxa" w:w="2880"/>
+            <w:tcW w:type="dxa" w:w="1728"/>
           </w:tcPr>
           <w:p>
             <w:r>
@@ -438,7 +505,27 @@
         </w:tc>
         <w:tc>
           <w:tcPr>
-            <w:tcW w:type="dxa" w:w="2880"/>
+            <w:tcW w:type="dxa" w:w="1728"/>
+          </w:tcPr>
+          <w:p>
+            <w:r>
+              <w:t>0.6447</w:t>
+            </w:r>
+          </w:p>
+        </w:tc>
+        <w:tc>
+          <w:tcPr>
+            <w:tcW w:type="dxa" w:w="1728"/>
+          </w:tcPr>
+          <w:p>
+            <w:r>
+              <w:t>0.7314</w:t>
+            </w:r>
+          </w:p>
+        </w:tc>
+        <w:tc>
+          <w:tcPr>
+            <w:tcW w:type="dxa" w:w="1728"/>
           </w:tcPr>
           <w:p>
             <w:r>
@@ -453,7 +540,12 @@
         <w:pStyle w:val="Heading1"/>
       </w:pPr>
       <w:r>
-        <w:t>Full performance metrics (test set)</w:t>
+        <w:t>Held-out performance metrics</w:t>
+      </w:r>
+    </w:p>
+    <w:p>
+      <w:r>
+        <w:t>Reported for every candidate for transparency; only the model selected by CV_combined above is the prespecified final model. Rows are ordered by the CV selection criterion.</w:t>
       </w:r>
     </w:p>
     <w:tbl>
@@ -463,30 +555,31 @@
         <w:tblLook w:firstColumn="1" w:firstRow="1" w:lastColumn="0" w:lastRow="0" w:noHBand="0" w:noVBand="1" w:val="04A0"/>
       </w:tblPr>
       <w:tblGrid>
-        <w:gridCol w:w="455"/>
-        <w:gridCol w:w="455"/>
-        <w:gridCol w:w="455"/>
-        <w:gridCol w:w="455"/>
-        <w:gridCol w:w="455"/>
-        <w:gridCol w:w="455"/>
-        <w:gridCol w:w="455"/>
-        <w:gridCol w:w="455"/>
-        <w:gridCol w:w="455"/>
-        <w:gridCol w:w="455"/>
-        <w:gridCol w:w="455"/>
-        <w:gridCol w:w="455"/>
-        <w:gridCol w:w="455"/>
-        <w:gridCol w:w="455"/>
-        <w:gridCol w:w="455"/>
-        <w:gridCol w:w="455"/>
-        <w:gridCol w:w="455"/>
-        <w:gridCol w:w="455"/>
-        <w:gridCol w:w="455"/>
+        <w:gridCol w:w="432"/>
+        <w:gridCol w:w="432"/>
+        <w:gridCol w:w="432"/>
+        <w:gridCol w:w="432"/>
+        <w:gridCol w:w="432"/>
+        <w:gridCol w:w="432"/>
+        <w:gridCol w:w="432"/>
+        <w:gridCol w:w="432"/>
+        <w:gridCol w:w="432"/>
+        <w:gridCol w:w="432"/>
+        <w:gridCol w:w="432"/>
+        <w:gridCol w:w="432"/>
+        <w:gridCol w:w="432"/>
+        <w:gridCol w:w="432"/>
+        <w:gridCol w:w="432"/>
+        <w:gridCol w:w="432"/>
+        <w:gridCol w:w="432"/>
+        <w:gridCol w:w="432"/>
+        <w:gridCol w:w="432"/>
+        <w:gridCol w:w="432"/>
       </w:tblGrid>
       <w:tr>
         <w:tc>
           <w:tcPr>
-            <w:tcW w:type="dxa" w:w="455"/>
+            <w:tcW w:type="dxa" w:w="432"/>
           </w:tcPr>
           <w:p>
             <w:r>
@@ -496,7 +589,17 @@
         </w:tc>
         <w:tc>
           <w:tcPr>
-            <w:tcW w:type="dxa" w:w="455"/>
+            <w:tcW w:type="dxa" w:w="432"/>
+          </w:tcPr>
+          <w:p>
+            <w:r>
+              <w:t>CV_combined</w:t>
+            </w:r>
+          </w:p>
+        </w:tc>
+        <w:tc>
+          <w:tcPr>
+            <w:tcW w:type="dxa" w:w="432"/>
           </w:tcPr>
           <w:p>
             <w:r>
@@ -506,7 +609,7 @@
         </w:tc>
         <w:tc>
           <w:tcPr>
-            <w:tcW w:type="dxa" w:w="455"/>
+            <w:tcW w:type="dxa" w:w="432"/>
           </w:tcPr>
           <w:p>
             <w:r>
@@ -516,7 +619,7 @@
         </w:tc>
         <w:tc>
           <w:tcPr>
-            <w:tcW w:type="dxa" w:w="455"/>
+            <w:tcW w:type="dxa" w:w="432"/>
           </w:tcPr>
           <w:p>
             <w:r>
@@ -526,7 +629,7 @@
         </w:tc>
         <w:tc>
           <w:tcPr>
-            <w:tcW w:type="dxa" w:w="455"/>
+            <w:tcW w:type="dxa" w:w="432"/>
           </w:tcPr>
           <w:p>
             <w:r>
@@ -536,7 +639,7 @@
         </w:tc>
         <w:tc>
           <w:tcPr>
-            <w:tcW w:type="dxa" w:w="455"/>
+            <w:tcW w:type="dxa" w:w="432"/>
           </w:tcPr>
           <w:p>
             <w:r>
@@ -546,7 +649,7 @@
         </w:tc>
         <w:tc>
           <w:tcPr>
-            <w:tcW w:type="dxa" w:w="455"/>
+            <w:tcW w:type="dxa" w:w="432"/>
           </w:tcPr>
           <w:p>
             <w:r>
@@ -556,7 +659,7 @@
         </w:tc>
         <w:tc>
           <w:tcPr>
-            <w:tcW w:type="dxa" w:w="455"/>
+            <w:tcW w:type="dxa" w:w="432"/>
           </w:tcPr>
           <w:p>
             <w:r>
@@ -566,7 +669,7 @@
         </w:tc>
         <w:tc>
           <w:tcPr>
-            <w:tcW w:type="dxa" w:w="455"/>
+            <w:tcW w:type="dxa" w:w="432"/>
           </w:tcPr>
           <w:p>
             <w:r>
@@ -576,7 +679,7 @@
         </w:tc>
         <w:tc>
           <w:tcPr>
-            <w:tcW w:type="dxa" w:w="455"/>
+            <w:tcW w:type="dxa" w:w="432"/>
           </w:tcPr>
           <w:p>
             <w:r>
@@ -586,7 +689,7 @@
         </w:tc>
         <w:tc>
           <w:tcPr>
-            <w:tcW w:type="dxa" w:w="455"/>
+            <w:tcW w:type="dxa" w:w="432"/>
           </w:tcPr>
           <w:p>
             <w:r>
@@ -596,7 +699,7 @@
         </w:tc>
         <w:tc>
           <w:tcPr>
-            <w:tcW w:type="dxa" w:w="455"/>
+            <w:tcW w:type="dxa" w:w="432"/>
           </w:tcPr>
           <w:p>
             <w:r>
@@ -606,7 +709,7 @@
         </w:tc>
         <w:tc>
           <w:tcPr>
-            <w:tcW w:type="dxa" w:w="455"/>
+            <w:tcW w:type="dxa" w:w="432"/>
           </w:tcPr>
           <w:p>
             <w:r>
@@ -616,7 +719,7 @@
         </w:tc>
         <w:tc>
           <w:tcPr>
-            <w:tcW w:type="dxa" w:w="455"/>
+            <w:tcW w:type="dxa" w:w="432"/>
           </w:tcPr>
           <w:p>
             <w:r>
@@ -626,7 +729,7 @@
         </w:tc>
         <w:tc>
           <w:tcPr>
-            <w:tcW w:type="dxa" w:w="455"/>
+            <w:tcW w:type="dxa" w:w="432"/>
           </w:tcPr>
           <w:p>
             <w:r>
@@ -636,7 +739,7 @@
         </w:tc>
         <w:tc>
           <w:tcPr>
-            <w:tcW w:type="dxa" w:w="455"/>
+            <w:tcW w:type="dxa" w:w="432"/>
           </w:tcPr>
           <w:p>
             <w:r>
@@ -646,7 +749,7 @@
         </w:tc>
         <w:tc>
           <w:tcPr>
-            <w:tcW w:type="dxa" w:w="455"/>
+            <w:tcW w:type="dxa" w:w="432"/>
           </w:tcPr>
           <w:p>
             <w:r>
@@ -656,7 +759,7 @@
         </w:tc>
         <w:tc>
           <w:tcPr>
-            <w:tcW w:type="dxa" w:w="455"/>
+            <w:tcW w:type="dxa" w:w="432"/>
           </w:tcPr>
           <w:p>
             <w:r>
@@ -666,7 +769,7 @@
         </w:tc>
         <w:tc>
           <w:tcPr>
-            <w:tcW w:type="dxa" w:w="455"/>
+            <w:tcW w:type="dxa" w:w="432"/>
           </w:tcPr>
           <w:p>
             <w:r>
@@ -678,7 +781,209 @@
       <w:tr>
         <w:tc>
           <w:tcPr>
-            <w:tcW w:type="dxa" w:w="455"/>
+            <w:tcW w:type="dxa" w:w="432"/>
+          </w:tcPr>
+          <w:p>
+            <w:r>
+              <w:t>LogisticRegression</w:t>
+            </w:r>
+          </w:p>
+        </w:tc>
+        <w:tc>
+          <w:tcPr>
+            <w:tcW w:type="dxa" w:w="432"/>
+          </w:tcPr>
+          <w:p>
+            <w:r>
+              <w:t>0.7329</w:t>
+            </w:r>
+          </w:p>
+        </w:tc>
+        <w:tc>
+          <w:tcPr>
+            <w:tcW w:type="dxa" w:w="432"/>
+          </w:tcPr>
+          <w:p>
+            <w:r>
+              <w:t>306</w:t>
+            </w:r>
+          </w:p>
+        </w:tc>
+        <w:tc>
+          <w:tcPr>
+            <w:tcW w:type="dxa" w:w="432"/>
+          </w:tcPr>
+          <w:p>
+            <w:r>
+              <w:t>1068</w:t>
+            </w:r>
+          </w:p>
+        </w:tc>
+        <w:tc>
+          <w:tcPr>
+            <w:tcW w:type="dxa" w:w="432"/>
+          </w:tcPr>
+          <w:p>
+            <w:r>
+              <w:t>147</w:t>
+            </w:r>
+          </w:p>
+        </w:tc>
+        <w:tc>
+          <w:tcPr>
+            <w:tcW w:type="dxa" w:w="432"/>
+          </w:tcPr>
+          <w:p>
+            <w:r>
+              <w:t>279</w:t>
+            </w:r>
+          </w:p>
+        </w:tc>
+        <w:tc>
+          <w:tcPr>
+            <w:tcW w:type="dxa" w:w="432"/>
+          </w:tcPr>
+          <w:p>
+            <w:r>
+              <w:t>0.5231</w:t>
+            </w:r>
+          </w:p>
+        </w:tc>
+        <w:tc>
+          <w:tcPr>
+            <w:tcW w:type="dxa" w:w="432"/>
+          </w:tcPr>
+          <w:p>
+            <w:r>
+              <w:t>0.879</w:t>
+            </w:r>
+          </w:p>
+        </w:tc>
+        <w:tc>
+          <w:tcPr>
+            <w:tcW w:type="dxa" w:w="432"/>
+          </w:tcPr>
+          <w:p>
+            <w:r>
+              <w:t>0.6755</w:t>
+            </w:r>
+          </w:p>
+        </w:tc>
+        <w:tc>
+          <w:tcPr>
+            <w:tcW w:type="dxa" w:w="432"/>
+          </w:tcPr>
+          <w:p>
+            <w:r>
+              <w:t>0.7929</w:t>
+            </w:r>
+          </w:p>
+        </w:tc>
+        <w:tc>
+          <w:tcPr>
+            <w:tcW w:type="dxa" w:w="432"/>
+          </w:tcPr>
+          <w:p>
+            <w:r>
+              <w:t>0.7633</w:t>
+            </w:r>
+          </w:p>
+        </w:tc>
+        <w:tc>
+          <w:tcPr>
+            <w:tcW w:type="dxa" w:w="432"/>
+          </w:tcPr>
+          <w:p>
+            <w:r>
+              <w:t>0.701</w:t>
+            </w:r>
+          </w:p>
+        </w:tc>
+        <w:tc>
+          <w:tcPr>
+            <w:tcW w:type="dxa" w:w="432"/>
+          </w:tcPr>
+          <w:p>
+            <w:r>
+              <w:t>0.5896</w:t>
+            </w:r>
+          </w:p>
+        </w:tc>
+        <w:tc>
+          <w:tcPr>
+            <w:tcW w:type="dxa" w:w="432"/>
+          </w:tcPr>
+          <w:p>
+            <w:r>
+              <w:t>0.434</w:t>
+            </w:r>
+          </w:p>
+        </w:tc>
+        <w:tc>
+          <w:tcPr>
+            <w:tcW w:type="dxa" w:w="432"/>
+          </w:tcPr>
+          <w:p>
+            <w:r>
+              <w:t>0.4271</w:t>
+            </w:r>
+          </w:p>
+        </w:tc>
+        <w:tc>
+          <w:tcPr>
+            <w:tcW w:type="dxa" w:w="432"/>
+          </w:tcPr>
+          <w:p>
+            <w:r>
+              <w:t>0.8251</w:t>
+            </w:r>
+          </w:p>
+        </w:tc>
+        <w:tc>
+          <w:tcPr>
+            <w:tcW w:type="dxa" w:w="432"/>
+          </w:tcPr>
+          <w:p>
+            <w:r>
+              <w:t>0.6616</w:t>
+            </w:r>
+          </w:p>
+        </w:tc>
+        <w:tc>
+          <w:tcPr>
+            <w:tcW w:type="dxa" w:w="432"/>
+          </w:tcPr>
+          <w:p>
+            <w:r>
+              <w:t>0.4749</w:t>
+            </w:r>
+          </w:p>
+        </w:tc>
+        <w:tc>
+          <w:tcPr>
+            <w:tcW w:type="dxa" w:w="432"/>
+          </w:tcPr>
+          <w:p>
+            <w:r>
+              <w:t>0.1578</w:t>
+            </w:r>
+          </w:p>
+        </w:tc>
+        <w:tc>
+          <w:tcPr>
+            <w:tcW w:type="dxa" w:w="432"/>
+          </w:tcPr>
+          <w:p>
+            <w:r>
+              <w:t>0.7433</w:t>
+            </w:r>
+          </w:p>
+        </w:tc>
+      </w:tr>
+      <w:tr>
+        <w:tc>
+          <w:tcPr>
+            <w:tcW w:type="dxa" w:w="432"/>
           </w:tcPr>
           <w:p>
             <w:r>
@@ -688,7 +993,17 @@
         </w:tc>
         <w:tc>
           <w:tcPr>
-            <w:tcW w:type="dxa" w:w="455"/>
+            <w:tcW w:type="dxa" w:w="432"/>
+          </w:tcPr>
+          <w:p>
+            <w:r>
+              <w:t>0.7314</w:t>
+            </w:r>
+          </w:p>
+        </w:tc>
+        <w:tc>
+          <w:tcPr>
+            <w:tcW w:type="dxa" w:w="432"/>
           </w:tcPr>
           <w:p>
             <w:r>
@@ -698,7 +1013,7 @@
         </w:tc>
         <w:tc>
           <w:tcPr>
-            <w:tcW w:type="dxa" w:w="455"/>
+            <w:tcW w:type="dxa" w:w="432"/>
           </w:tcPr>
           <w:p>
             <w:r>
@@ -708,7 +1023,7 @@
         </w:tc>
         <w:tc>
           <w:tcPr>
-            <w:tcW w:type="dxa" w:w="455"/>
+            <w:tcW w:type="dxa" w:w="432"/>
           </w:tcPr>
           <w:p>
             <w:r>
@@ -718,7 +1033,7 @@
         </w:tc>
         <w:tc>
           <w:tcPr>
-            <w:tcW w:type="dxa" w:w="455"/>
+            <w:tcW w:type="dxa" w:w="432"/>
           </w:tcPr>
           <w:p>
             <w:r>
@@ -728,7 +1043,7 @@
         </w:tc>
         <w:tc>
           <w:tcPr>
-            <w:tcW w:type="dxa" w:w="455"/>
+            <w:tcW w:type="dxa" w:w="432"/>
           </w:tcPr>
           <w:p>
             <w:r>
@@ -738,7 +1053,7 @@
         </w:tc>
         <w:tc>
           <w:tcPr>
-            <w:tcW w:type="dxa" w:w="455"/>
+            <w:tcW w:type="dxa" w:w="432"/>
           </w:tcPr>
           <w:p>
             <w:r>
@@ -748,7 +1063,7 @@
         </w:tc>
         <w:tc>
           <w:tcPr>
-            <w:tcW w:type="dxa" w:w="455"/>
+            <w:tcW w:type="dxa" w:w="432"/>
           </w:tcPr>
           <w:p>
             <w:r>
@@ -758,7 +1073,7 @@
         </w:tc>
         <w:tc>
           <w:tcPr>
-            <w:tcW w:type="dxa" w:w="455"/>
+            <w:tcW w:type="dxa" w:w="432"/>
           </w:tcPr>
           <w:p>
             <w:r>
@@ -768,7 +1083,7 @@
         </w:tc>
         <w:tc>
           <w:tcPr>
-            <w:tcW w:type="dxa" w:w="455"/>
+            <w:tcW w:type="dxa" w:w="432"/>
           </w:tcPr>
           <w:p>
             <w:r>
@@ -778,7 +1093,7 @@
         </w:tc>
         <w:tc>
           <w:tcPr>
-            <w:tcW w:type="dxa" w:w="455"/>
+            <w:tcW w:type="dxa" w:w="432"/>
           </w:tcPr>
           <w:p>
             <w:r>
@@ -788,7 +1103,7 @@
         </w:tc>
         <w:tc>
           <w:tcPr>
-            <w:tcW w:type="dxa" w:w="455"/>
+            <w:tcW w:type="dxa" w:w="432"/>
           </w:tcPr>
           <w:p>
             <w:r>
@@ -798,7 +1113,7 @@
         </w:tc>
         <w:tc>
           <w:tcPr>
-            <w:tcW w:type="dxa" w:w="455"/>
+            <w:tcW w:type="dxa" w:w="432"/>
           </w:tcPr>
           <w:p>
             <w:r>
@@ -808,7 +1123,7 @@
         </w:tc>
         <w:tc>
           <w:tcPr>
-            <w:tcW w:type="dxa" w:w="455"/>
+            <w:tcW w:type="dxa" w:w="432"/>
           </w:tcPr>
           <w:p>
             <w:r>
@@ -818,7 +1133,7 @@
         </w:tc>
         <w:tc>
           <w:tcPr>
-            <w:tcW w:type="dxa" w:w="455"/>
+            <w:tcW w:type="dxa" w:w="432"/>
           </w:tcPr>
           <w:p>
             <w:r>
@@ -828,7 +1143,7 @@
         </w:tc>
         <w:tc>
           <w:tcPr>
-            <w:tcW w:type="dxa" w:w="455"/>
+            <w:tcW w:type="dxa" w:w="432"/>
           </w:tcPr>
           <w:p>
             <w:r>
@@ -838,7 +1153,7 @@
         </w:tc>
         <w:tc>
           <w:tcPr>
-            <w:tcW w:type="dxa" w:w="455"/>
+            <w:tcW w:type="dxa" w:w="432"/>
           </w:tcPr>
           <w:p>
             <w:r>
@@ -848,7 +1163,7 @@
         </w:tc>
         <w:tc>
           <w:tcPr>
-            <w:tcW w:type="dxa" w:w="455"/>
+            <w:tcW w:type="dxa" w:w="432"/>
           </w:tcPr>
           <w:p>
             <w:r>
@@ -858,7 +1173,7 @@
         </w:tc>
         <w:tc>
           <w:tcPr>
-            <w:tcW w:type="dxa" w:w="455"/>
+            <w:tcW w:type="dxa" w:w="432"/>
           </w:tcPr>
           <w:p>
             <w:r>
@@ -870,7 +1185,7 @@
       <w:tr>
         <w:tc>
           <w:tcPr>
-            <w:tcW w:type="dxa" w:w="455"/>
+            <w:tcW w:type="dxa" w:w="432"/>
           </w:tcPr>
           <w:p>
             <w:r>
@@ -880,7 +1195,17 @@
         </w:tc>
         <w:tc>
           <w:tcPr>
-            <w:tcW w:type="dxa" w:w="455"/>
+            <w:tcW w:type="dxa" w:w="432"/>
+          </w:tcPr>
+          <w:p>
+            <w:r>
+              <w:t>0.7259</w:t>
+            </w:r>
+          </w:p>
+        </w:tc>
+        <w:tc>
+          <w:tcPr>
+            <w:tcW w:type="dxa" w:w="432"/>
           </w:tcPr>
           <w:p>
             <w:r>
@@ -890,7 +1215,7 @@
         </w:tc>
         <w:tc>
           <w:tcPr>
-            <w:tcW w:type="dxa" w:w="455"/>
+            <w:tcW w:type="dxa" w:w="432"/>
           </w:tcPr>
           <w:p>
             <w:r>
@@ -900,7 +1225,7 @@
         </w:tc>
         <w:tc>
           <w:tcPr>
-            <w:tcW w:type="dxa" w:w="455"/>
+            <w:tcW w:type="dxa" w:w="432"/>
           </w:tcPr>
           <w:p>
             <w:r>
@@ -910,7 +1235,7 @@
         </w:tc>
         <w:tc>
           <w:tcPr>
-            <w:tcW w:type="dxa" w:w="455"/>
+            <w:tcW w:type="dxa" w:w="432"/>
           </w:tcPr>
           <w:p>
             <w:r>
@@ -920,7 +1245,7 @@
         </w:tc>
         <w:tc>
           <w:tcPr>
-            <w:tcW w:type="dxa" w:w="455"/>
+            <w:tcW w:type="dxa" w:w="432"/>
           </w:tcPr>
           <w:p>
             <w:r>
@@ -930,7 +1255,7 @@
         </w:tc>
         <w:tc>
           <w:tcPr>
-            <w:tcW w:type="dxa" w:w="455"/>
+            <w:tcW w:type="dxa" w:w="432"/>
           </w:tcPr>
           <w:p>
             <w:r>
@@ -940,7 +1265,7 @@
         </w:tc>
         <w:tc>
           <w:tcPr>
-            <w:tcW w:type="dxa" w:w="455"/>
+            <w:tcW w:type="dxa" w:w="432"/>
           </w:tcPr>
           <w:p>
             <w:r>
@@ -950,7 +1275,7 @@
         </w:tc>
         <w:tc>
           <w:tcPr>
-            <w:tcW w:type="dxa" w:w="455"/>
+            <w:tcW w:type="dxa" w:w="432"/>
           </w:tcPr>
           <w:p>
             <w:r>
@@ -960,7 +1285,7 @@
         </w:tc>
         <w:tc>
           <w:tcPr>
-            <w:tcW w:type="dxa" w:w="455"/>
+            <w:tcW w:type="dxa" w:w="432"/>
           </w:tcPr>
           <w:p>
             <w:r>
@@ -970,7 +1295,7 @@
         </w:tc>
         <w:tc>
           <w:tcPr>
-            <w:tcW w:type="dxa" w:w="455"/>
+            <w:tcW w:type="dxa" w:w="432"/>
           </w:tcPr>
           <w:p>
             <w:r>
@@ -980,7 +1305,7 @@
         </w:tc>
         <w:tc>
           <w:tcPr>
-            <w:tcW w:type="dxa" w:w="455"/>
+            <w:tcW w:type="dxa" w:w="432"/>
           </w:tcPr>
           <w:p>
             <w:r>
@@ -990,7 +1315,7 @@
         </w:tc>
         <w:tc>
           <w:tcPr>
-            <w:tcW w:type="dxa" w:w="455"/>
+            <w:tcW w:type="dxa" w:w="432"/>
           </w:tcPr>
           <w:p>
             <w:r>
@@ -1000,7 +1325,7 @@
         </w:tc>
         <w:tc>
           <w:tcPr>
-            <w:tcW w:type="dxa" w:w="455"/>
+            <w:tcW w:type="dxa" w:w="432"/>
           </w:tcPr>
           <w:p>
             <w:r>
@@ -1010,7 +1335,7 @@
         </w:tc>
         <w:tc>
           <w:tcPr>
-            <w:tcW w:type="dxa" w:w="455"/>
+            <w:tcW w:type="dxa" w:w="432"/>
           </w:tcPr>
           <w:p>
             <w:r>
@@ -1020,7 +1345,7 @@
         </w:tc>
         <w:tc>
           <w:tcPr>
-            <w:tcW w:type="dxa" w:w="455"/>
+            <w:tcW w:type="dxa" w:w="432"/>
           </w:tcPr>
           <w:p>
             <w:r>
@@ -1030,7 +1355,7 @@
         </w:tc>
         <w:tc>
           <w:tcPr>
-            <w:tcW w:type="dxa" w:w="455"/>
+            <w:tcW w:type="dxa" w:w="432"/>
           </w:tcPr>
           <w:p>
             <w:r>
@@ -1040,7 +1365,7 @@
         </w:tc>
         <w:tc>
           <w:tcPr>
-            <w:tcW w:type="dxa" w:w="455"/>
+            <w:tcW w:type="dxa" w:w="432"/>
           </w:tcPr>
           <w:p>
             <w:r>
@@ -1050,203 +1375,11 @@
         </w:tc>
         <w:tc>
           <w:tcPr>
-            <w:tcW w:type="dxa" w:w="455"/>
+            <w:tcW w:type="dxa" w:w="432"/>
           </w:tcPr>
           <w:p>
             <w:r>
               <w:t>0.7512</w:t>
-            </w:r>
-          </w:p>
-        </w:tc>
-      </w:tr>
-      <w:tr>
-        <w:tc>
-          <w:tcPr>
-            <w:tcW w:type="dxa" w:w="455"/>
-          </w:tcPr>
-          <w:p>
-            <w:r>
-              <w:t>LogisticRegression</w:t>
-            </w:r>
-          </w:p>
-        </w:tc>
-        <w:tc>
-          <w:tcPr>
-            <w:tcW w:type="dxa" w:w="455"/>
-          </w:tcPr>
-          <w:p>
-            <w:r>
-              <w:t>306</w:t>
-            </w:r>
-          </w:p>
-        </w:tc>
-        <w:tc>
-          <w:tcPr>
-            <w:tcW w:type="dxa" w:w="455"/>
-          </w:tcPr>
-          <w:p>
-            <w:r>
-              <w:t>1068</w:t>
-            </w:r>
-          </w:p>
-        </w:tc>
-        <w:tc>
-          <w:tcPr>
-            <w:tcW w:type="dxa" w:w="455"/>
-          </w:tcPr>
-          <w:p>
-            <w:r>
-              <w:t>147</w:t>
-            </w:r>
-          </w:p>
-        </w:tc>
-        <w:tc>
-          <w:tcPr>
-            <w:tcW w:type="dxa" w:w="455"/>
-          </w:tcPr>
-          <w:p>
-            <w:r>
-              <w:t>279</w:t>
-            </w:r>
-          </w:p>
-        </w:tc>
-        <w:tc>
-          <w:tcPr>
-            <w:tcW w:type="dxa" w:w="455"/>
-          </w:tcPr>
-          <w:p>
-            <w:r>
-              <w:t>0.5231</w:t>
-            </w:r>
-          </w:p>
-        </w:tc>
-        <w:tc>
-          <w:tcPr>
-            <w:tcW w:type="dxa" w:w="455"/>
-          </w:tcPr>
-          <w:p>
-            <w:r>
-              <w:t>0.879</w:t>
-            </w:r>
-          </w:p>
-        </w:tc>
-        <w:tc>
-          <w:tcPr>
-            <w:tcW w:type="dxa" w:w="455"/>
-          </w:tcPr>
-          <w:p>
-            <w:r>
-              <w:t>0.6755</w:t>
-            </w:r>
-          </w:p>
-        </w:tc>
-        <w:tc>
-          <w:tcPr>
-            <w:tcW w:type="dxa" w:w="455"/>
-          </w:tcPr>
-          <w:p>
-            <w:r>
-              <w:t>0.7929</w:t>
-            </w:r>
-          </w:p>
-        </w:tc>
-        <w:tc>
-          <w:tcPr>
-            <w:tcW w:type="dxa" w:w="455"/>
-          </w:tcPr>
-          <w:p>
-            <w:r>
-              <w:t>0.7633</w:t>
-            </w:r>
-          </w:p>
-        </w:tc>
-        <w:tc>
-          <w:tcPr>
-            <w:tcW w:type="dxa" w:w="455"/>
-          </w:tcPr>
-          <w:p>
-            <w:r>
-              <w:t>0.701</w:t>
-            </w:r>
-          </w:p>
-        </w:tc>
-        <w:tc>
-          <w:tcPr>
-            <w:tcW w:type="dxa" w:w="455"/>
-          </w:tcPr>
-          <w:p>
-            <w:r>
-              <w:t>0.5896</w:t>
-            </w:r>
-          </w:p>
-        </w:tc>
-        <w:tc>
-          <w:tcPr>
-            <w:tcW w:type="dxa" w:w="455"/>
-          </w:tcPr>
-          <w:p>
-            <w:r>
-              <w:t>0.434</w:t>
-            </w:r>
-          </w:p>
-        </w:tc>
-        <w:tc>
-          <w:tcPr>
-            <w:tcW w:type="dxa" w:w="455"/>
-          </w:tcPr>
-          <w:p>
-            <w:r>
-              <w:t>0.4271</w:t>
-            </w:r>
-          </w:p>
-        </w:tc>
-        <w:tc>
-          <w:tcPr>
-            <w:tcW w:type="dxa" w:w="455"/>
-          </w:tcPr>
-          <w:p>
-            <w:r>
-              <w:t>0.8251</w:t>
-            </w:r>
-          </w:p>
-        </w:tc>
-        <w:tc>
-          <w:tcPr>
-            <w:tcW w:type="dxa" w:w="455"/>
-          </w:tcPr>
-          <w:p>
-            <w:r>
-              <w:t>0.6616</w:t>
-            </w:r>
-          </w:p>
-        </w:tc>
-        <w:tc>
-          <w:tcPr>
-            <w:tcW w:type="dxa" w:w="455"/>
-          </w:tcPr>
-          <w:p>
-            <w:r>
-              <w:t>0.4749</w:t>
-            </w:r>
-          </w:p>
-        </w:tc>
-        <w:tc>
-          <w:tcPr>
-            <w:tcW w:type="dxa" w:w="455"/>
-          </w:tcPr>
-          <w:p>
-            <w:r>
-              <w:t>0.1578</w:t>
-            </w:r>
-          </w:p>
-        </w:tc>
-        <w:tc>
-          <w:tcPr>
-            <w:tcW w:type="dxa" w:w="455"/>
-          </w:tcPr>
-          <w:p>
-            <w:r>
-              <w:t>0.7433</w:t>
             </w:r>
           </w:p>
         </w:tc>
@@ -1301,12 +1434,12 @@
         <w:pStyle w:val="Heading1"/>
       </w:pPr>
       <w:r>
-        <w:t>Selected final model — XGBoost (combined=0.757)</w:t>
+        <w:t>Selected final model — LogisticRegression (CV combined=0.7329; held-out auROC=0.8251)</w:t>
       </w:r>
     </w:p>
     <w:p>
       <w:r>
-        <w:t>Among 3 candidate models, XGBoost achieved the highest combined score, with an area under the receiver operating characteristic curve of 0.8282 and area under the precision-recall curve of 0.6857.</w:t>
+        <w:t>Among 3 candidate models, LogisticRegression achieved the highest cross-validated combined score (0.7329) within the training partition and was selected on that basis. Refitted on the complete training partition and evaluated once on the untouched held-out partition, it reached an area under the receiver operating characteristic curve of 0.8251 and an area under the precision-recall curve of 0.6616.</w:t>
       </w:r>
     </w:p>
     <w:p>
@@ -1465,7 +1598,7 @@
           </w:tcPr>
           <w:p>
             <w:r>
-              <w:t>564.0</w:t>
+              <w:t>570.0</w:t>
             </w:r>
           </w:p>
         </w:tc>
@@ -1475,7 +1608,7 @@
           </w:tcPr>
           <w:p>
             <w:r>
-              <w:t>503.0</w:t>
+              <w:t>435.0</w:t>
             </w:r>
           </w:p>
         </w:tc>
@@ -1485,7 +1618,7 @@
           </w:tcPr>
           <w:p>
             <w:r>
-              <w:t>712.0</w:t>
+              <w:t>780.0</w:t>
             </w:r>
           </w:p>
         </w:tc>
@@ -1495,7 +1628,7 @@
           </w:tcPr>
           <w:p>
             <w:r>
-              <w:t>21.0</w:t>
+              <w:t>15.0</w:t>
             </w:r>
           </w:p>
         </w:tc>
@@ -1505,7 +1638,7 @@
           </w:tcPr>
           <w:p>
             <w:r>
-              <w:t>0.964</w:t>
+              <w:t>0.974</w:t>
             </w:r>
           </w:p>
         </w:tc>
@@ -1515,7 +1648,7 @@
           </w:tcPr>
           <w:p>
             <w:r>
-              <w:t>0.414</w:t>
+              <w:t>0.358</w:t>
             </w:r>
           </w:p>
         </w:tc>
@@ -1525,7 +1658,7 @@
           </w:tcPr>
           <w:p>
             <w:r>
-              <w:t>0.442</w:t>
+              <w:t>0.422</w:t>
             </w:r>
           </w:p>
         </w:tc>
@@ -1535,7 +1668,7 @@
           </w:tcPr>
           <w:p>
             <w:r>
-              <w:t>0.96</w:t>
+              <w:t>0.967</w:t>
             </w:r>
           </w:p>
         </w:tc>
@@ -1545,7 +1678,7 @@
           </w:tcPr>
           <w:p>
             <w:r>
-              <w:t>0.606</w:t>
+              <w:t>0.589</w:t>
             </w:r>
           </w:p>
         </w:tc>
@@ -1555,7 +1688,7 @@
           </w:tcPr>
           <w:p>
             <w:r>
-              <w:t>0.593</w:t>
+              <w:t>0.558</w:t>
             </w:r>
           </w:p>
         </w:tc>
@@ -1577,26 +1710,6 @@
           </w:tcPr>
           <w:p>
             <w:r>
-              <w:t>512.0</w:t>
-            </w:r>
-          </w:p>
-        </w:tc>
-        <w:tc>
-          <w:tcPr>
-            <w:tcW w:type="dxa" w:w="785"/>
-          </w:tcPr>
-          <w:p>
-            <w:r>
-              <w:t>698.0</w:t>
-            </w:r>
-          </w:p>
-        </w:tc>
-        <w:tc>
-          <w:tcPr>
-            <w:tcW w:type="dxa" w:w="785"/>
-          </w:tcPr>
-          <w:p>
-            <w:r>
               <w:t>517.0</w:t>
             </w:r>
           </w:p>
@@ -1607,7 +1720,7 @@
           </w:tcPr>
           <w:p>
             <w:r>
-              <w:t>73.0</w:t>
+              <w:t>720.0</w:t>
             </w:r>
           </w:p>
         </w:tc>
@@ -1617,7 +1730,7 @@
           </w:tcPr>
           <w:p>
             <w:r>
-              <w:t>0.875</w:t>
+              <w:t>495.0</w:t>
             </w:r>
           </w:p>
         </w:tc>
@@ -1627,7 +1740,7 @@
           </w:tcPr>
           <w:p>
             <w:r>
-              <w:t>0.574</w:t>
+              <w:t>68.0</w:t>
             </w:r>
           </w:p>
         </w:tc>
@@ -1637,7 +1750,7 @@
           </w:tcPr>
           <w:p>
             <w:r>
-              <w:t>0.498</w:t>
+              <w:t>0.884</w:t>
             </w:r>
           </w:p>
         </w:tc>
@@ -1647,7 +1760,7 @@
           </w:tcPr>
           <w:p>
             <w:r>
-              <w:t>0.905</w:t>
+              <w:t>0.593</w:t>
             </w:r>
           </w:p>
         </w:tc>
@@ -1657,7 +1770,7 @@
           </w:tcPr>
           <w:p>
             <w:r>
-              <w:t>0.634</w:t>
+              <w:t>0.511</w:t>
             </w:r>
           </w:p>
         </w:tc>
@@ -1667,7 +1780,27 @@
           </w:tcPr>
           <w:p>
             <w:r>
-              <w:t>0.672</w:t>
+              <w:t>0.914</w:t>
+            </w:r>
+          </w:p>
+        </w:tc>
+        <w:tc>
+          <w:tcPr>
+            <w:tcW w:type="dxa" w:w="785"/>
+          </w:tcPr>
+          <w:p>
+            <w:r>
+              <w:t>0.647</w:t>
+            </w:r>
+          </w:p>
+        </w:tc>
+        <w:tc>
+          <w:tcPr>
+            <w:tcW w:type="dxa" w:w="785"/>
+          </w:tcPr>
+          <w:p>
+            <w:r>
+              <w:t>0.687</w:t>
             </w:r>
           </w:p>
         </w:tc>
@@ -1689,7 +1822,7 @@
           </w:tcPr>
           <w:p>
             <w:r>
-              <w:t>471.0</w:t>
+              <w:t>457.0</w:t>
             </w:r>
           </w:p>
         </w:tc>
@@ -1699,7 +1832,7 @@
           </w:tcPr>
           <w:p>
             <w:r>
-              <w:t>835.0</w:t>
+              <w:t>855.0</w:t>
             </w:r>
           </w:p>
         </w:tc>
@@ -1709,7 +1842,7 @@
           </w:tcPr>
           <w:p>
             <w:r>
-              <w:t>380.0</w:t>
+              <w:t>360.0</w:t>
             </w:r>
           </w:p>
         </w:tc>
@@ -1719,7 +1852,129 @@
           </w:tcPr>
           <w:p>
             <w:r>
-              <w:t>114.0</w:t>
+              <w:t>128.0</w:t>
+            </w:r>
+          </w:p>
+        </w:tc>
+        <w:tc>
+          <w:tcPr>
+            <w:tcW w:type="dxa" w:w="785"/>
+          </w:tcPr>
+          <w:p>
+            <w:r>
+              <w:t>0.781</w:t>
+            </w:r>
+          </w:p>
+        </w:tc>
+        <w:tc>
+          <w:tcPr>
+            <w:tcW w:type="dxa" w:w="785"/>
+          </w:tcPr>
+          <w:p>
+            <w:r>
+              <w:t>0.704</w:t>
+            </w:r>
+          </w:p>
+        </w:tc>
+        <w:tc>
+          <w:tcPr>
+            <w:tcW w:type="dxa" w:w="785"/>
+          </w:tcPr>
+          <w:p>
+            <w:r>
+              <w:t>0.559</w:t>
+            </w:r>
+          </w:p>
+        </w:tc>
+        <w:tc>
+          <w:tcPr>
+            <w:tcW w:type="dxa" w:w="785"/>
+          </w:tcPr>
+          <w:p>
+            <w:r>
+              <w:t>0.87</w:t>
+            </w:r>
+          </w:p>
+        </w:tc>
+        <w:tc>
+          <w:tcPr>
+            <w:tcW w:type="dxa" w:w="785"/>
+          </w:tcPr>
+          <w:p>
+            <w:r>
+              <w:t>0.652</w:t>
+            </w:r>
+          </w:p>
+        </w:tc>
+        <w:tc>
+          <w:tcPr>
+            <w:tcW w:type="dxa" w:w="785"/>
+          </w:tcPr>
+          <w:p>
+            <w:r>
+              <w:t>0.729</w:t>
+            </w:r>
+          </w:p>
+        </w:tc>
+      </w:tr>
+      <w:tr>
+        <w:tc>
+          <w:tcPr>
+            <w:tcW w:type="dxa" w:w="785"/>
+          </w:tcPr>
+          <w:p>
+            <w:r>
+              <w:t>0.4</w:t>
+            </w:r>
+          </w:p>
+        </w:tc>
+        <w:tc>
+          <w:tcPr>
+            <w:tcW w:type="dxa" w:w="785"/>
+          </w:tcPr>
+          <w:p>
+            <w:r>
+              <w:t>386.0</w:t>
+            </w:r>
+          </w:p>
+        </w:tc>
+        <w:tc>
+          <w:tcPr>
+            <w:tcW w:type="dxa" w:w="785"/>
+          </w:tcPr>
+          <w:p>
+            <w:r>
+              <w:t>978.0</w:t>
+            </w:r>
+          </w:p>
+        </w:tc>
+        <w:tc>
+          <w:tcPr>
+            <w:tcW w:type="dxa" w:w="785"/>
+          </w:tcPr>
+          <w:p>
+            <w:r>
+              <w:t>237.0</w:t>
+            </w:r>
+          </w:p>
+        </w:tc>
+        <w:tc>
+          <w:tcPr>
+            <w:tcW w:type="dxa" w:w="785"/>
+          </w:tcPr>
+          <w:p>
+            <w:r>
+              <w:t>199.0</w:t>
+            </w:r>
+          </w:p>
+        </w:tc>
+        <w:tc>
+          <w:tcPr>
+            <w:tcW w:type="dxa" w:w="785"/>
+          </w:tcPr>
+          <w:p>
+            <w:r>
+              <w:t>0.66</w:t>
             </w:r>
           </w:p>
         </w:tc>
@@ -1739,7 +1994,7 @@
           </w:tcPr>
           <w:p>
             <w:r>
-              <w:t>0.687</w:t>
+              <w:t>0.62</w:t>
             </w:r>
           </w:p>
         </w:tc>
@@ -1749,7 +2004,7 @@
           </w:tcPr>
           <w:p>
             <w:r>
-              <w:t>0.553</w:t>
+              <w:t>0.831</w:t>
             </w:r>
           </w:p>
         </w:tc>
@@ -1759,7 +2014,7 @@
           </w:tcPr>
           <w:p>
             <w:r>
-              <w:t>0.88</w:t>
+              <w:t>0.639</w:t>
             </w:r>
           </w:p>
         </w:tc>
@@ -1769,7 +2024,333 @@
           </w:tcPr>
           <w:p>
             <w:r>
-              <w:t>0.656</w:t>
+              <w:t>0.758</w:t>
+            </w:r>
+          </w:p>
+        </w:tc>
+      </w:tr>
+      <w:tr>
+        <w:tc>
+          <w:tcPr>
+            <w:tcW w:type="dxa" w:w="785"/>
+          </w:tcPr>
+          <w:p>
+            <w:r>
+              <w:t>0.5</w:t>
+            </w:r>
+          </w:p>
+        </w:tc>
+        <w:tc>
+          <w:tcPr>
+            <w:tcW w:type="dxa" w:w="785"/>
+          </w:tcPr>
+          <w:p>
+            <w:r>
+              <w:t>306.0</w:t>
+            </w:r>
+          </w:p>
+        </w:tc>
+        <w:tc>
+          <w:tcPr>
+            <w:tcW w:type="dxa" w:w="785"/>
+          </w:tcPr>
+          <w:p>
+            <w:r>
+              <w:t>1068.0</w:t>
+            </w:r>
+          </w:p>
+        </w:tc>
+        <w:tc>
+          <w:tcPr>
+            <w:tcW w:type="dxa" w:w="785"/>
+          </w:tcPr>
+          <w:p>
+            <w:r>
+              <w:t>147.0</w:t>
+            </w:r>
+          </w:p>
+        </w:tc>
+        <w:tc>
+          <w:tcPr>
+            <w:tcW w:type="dxa" w:w="785"/>
+          </w:tcPr>
+          <w:p>
+            <w:r>
+              <w:t>279.0</w:t>
+            </w:r>
+          </w:p>
+        </w:tc>
+        <w:tc>
+          <w:tcPr>
+            <w:tcW w:type="dxa" w:w="785"/>
+          </w:tcPr>
+          <w:p>
+            <w:r>
+              <w:t>0.523</w:t>
+            </w:r>
+          </w:p>
+        </w:tc>
+        <w:tc>
+          <w:tcPr>
+            <w:tcW w:type="dxa" w:w="785"/>
+          </w:tcPr>
+          <w:p>
+            <w:r>
+              <w:t>0.879</w:t>
+            </w:r>
+          </w:p>
+        </w:tc>
+        <w:tc>
+          <w:tcPr>
+            <w:tcW w:type="dxa" w:w="785"/>
+          </w:tcPr>
+          <w:p>
+            <w:r>
+              <w:t>0.675</w:t>
+            </w:r>
+          </w:p>
+        </w:tc>
+        <w:tc>
+          <w:tcPr>
+            <w:tcW w:type="dxa" w:w="785"/>
+          </w:tcPr>
+          <w:p>
+            <w:r>
+              <w:t>0.793</w:t>
+            </w:r>
+          </w:p>
+        </w:tc>
+        <w:tc>
+          <w:tcPr>
+            <w:tcW w:type="dxa" w:w="785"/>
+          </w:tcPr>
+          <w:p>
+            <w:r>
+              <w:t>0.59</w:t>
+            </w:r>
+          </w:p>
+        </w:tc>
+        <w:tc>
+          <w:tcPr>
+            <w:tcW w:type="dxa" w:w="785"/>
+          </w:tcPr>
+          <w:p>
+            <w:r>
+              <w:t>0.763</w:t>
+            </w:r>
+          </w:p>
+        </w:tc>
+      </w:tr>
+      <w:tr>
+        <w:tc>
+          <w:tcPr>
+            <w:tcW w:type="dxa" w:w="785"/>
+          </w:tcPr>
+          <w:p>
+            <w:r>
+              <w:t>0.6</w:t>
+            </w:r>
+          </w:p>
+        </w:tc>
+        <w:tc>
+          <w:tcPr>
+            <w:tcW w:type="dxa" w:w="785"/>
+          </w:tcPr>
+          <w:p>
+            <w:r>
+              <w:t>216.0</w:t>
+            </w:r>
+          </w:p>
+        </w:tc>
+        <w:tc>
+          <w:tcPr>
+            <w:tcW w:type="dxa" w:w="785"/>
+          </w:tcPr>
+          <w:p>
+            <w:r>
+              <w:t>1128.0</w:t>
+            </w:r>
+          </w:p>
+        </w:tc>
+        <w:tc>
+          <w:tcPr>
+            <w:tcW w:type="dxa" w:w="785"/>
+          </w:tcPr>
+          <w:p>
+            <w:r>
+              <w:t>87.0</w:t>
+            </w:r>
+          </w:p>
+        </w:tc>
+        <w:tc>
+          <w:tcPr>
+            <w:tcW w:type="dxa" w:w="785"/>
+          </w:tcPr>
+          <w:p>
+            <w:r>
+              <w:t>369.0</w:t>
+            </w:r>
+          </w:p>
+        </w:tc>
+        <w:tc>
+          <w:tcPr>
+            <w:tcW w:type="dxa" w:w="785"/>
+          </w:tcPr>
+          <w:p>
+            <w:r>
+              <w:t>0.369</w:t>
+            </w:r>
+          </w:p>
+        </w:tc>
+        <w:tc>
+          <w:tcPr>
+            <w:tcW w:type="dxa" w:w="785"/>
+          </w:tcPr>
+          <w:p>
+            <w:r>
+              <w:t>0.928</w:t>
+            </w:r>
+          </w:p>
+        </w:tc>
+        <w:tc>
+          <w:tcPr>
+            <w:tcW w:type="dxa" w:w="785"/>
+          </w:tcPr>
+          <w:p>
+            <w:r>
+              <w:t>0.713</w:t>
+            </w:r>
+          </w:p>
+        </w:tc>
+        <w:tc>
+          <w:tcPr>
+            <w:tcW w:type="dxa" w:w="785"/>
+          </w:tcPr>
+          <w:p>
+            <w:r>
+              <w:t>0.754</w:t>
+            </w:r>
+          </w:p>
+        </w:tc>
+        <w:tc>
+          <w:tcPr>
+            <w:tcW w:type="dxa" w:w="785"/>
+          </w:tcPr>
+          <w:p>
+            <w:r>
+              <w:t>0.486</w:t>
+            </w:r>
+          </w:p>
+        </w:tc>
+        <w:tc>
+          <w:tcPr>
+            <w:tcW w:type="dxa" w:w="785"/>
+          </w:tcPr>
+          <w:p>
+            <w:r>
+              <w:t>0.747</w:t>
+            </w:r>
+          </w:p>
+        </w:tc>
+      </w:tr>
+      <w:tr>
+        <w:tc>
+          <w:tcPr>
+            <w:tcW w:type="dxa" w:w="785"/>
+          </w:tcPr>
+          <w:p>
+            <w:r>
+              <w:t>0.7</w:t>
+            </w:r>
+          </w:p>
+        </w:tc>
+        <w:tc>
+          <w:tcPr>
+            <w:tcW w:type="dxa" w:w="785"/>
+          </w:tcPr>
+          <w:p>
+            <w:r>
+              <w:t>133.0</w:t>
+            </w:r>
+          </w:p>
+        </w:tc>
+        <w:tc>
+          <w:tcPr>
+            <w:tcW w:type="dxa" w:w="785"/>
+          </w:tcPr>
+          <w:p>
+            <w:r>
+              <w:t>1173.0</w:t>
+            </w:r>
+          </w:p>
+        </w:tc>
+        <w:tc>
+          <w:tcPr>
+            <w:tcW w:type="dxa" w:w="785"/>
+          </w:tcPr>
+          <w:p>
+            <w:r>
+              <w:t>42.0</w:t>
+            </w:r>
+          </w:p>
+        </w:tc>
+        <w:tc>
+          <w:tcPr>
+            <w:tcW w:type="dxa" w:w="785"/>
+          </w:tcPr>
+          <w:p>
+            <w:r>
+              <w:t>452.0</w:t>
+            </w:r>
+          </w:p>
+        </w:tc>
+        <w:tc>
+          <w:tcPr>
+            <w:tcW w:type="dxa" w:w="785"/>
+          </w:tcPr>
+          <w:p>
+            <w:r>
+              <w:t>0.227</w:t>
+            </w:r>
+          </w:p>
+        </w:tc>
+        <w:tc>
+          <w:tcPr>
+            <w:tcW w:type="dxa" w:w="785"/>
+          </w:tcPr>
+          <w:p>
+            <w:r>
+              <w:t>0.965</w:t>
+            </w:r>
+          </w:p>
+        </w:tc>
+        <w:tc>
+          <w:tcPr>
+            <w:tcW w:type="dxa" w:w="785"/>
+          </w:tcPr>
+          <w:p>
+            <w:r>
+              <w:t>0.76</w:t>
+            </w:r>
+          </w:p>
+        </w:tc>
+        <w:tc>
+          <w:tcPr>
+            <w:tcW w:type="dxa" w:w="785"/>
+          </w:tcPr>
+          <w:p>
+            <w:r>
+              <w:t>0.722</w:t>
+            </w:r>
+          </w:p>
+        </w:tc>
+        <w:tc>
+          <w:tcPr>
+            <w:tcW w:type="dxa" w:w="785"/>
+          </w:tcPr>
+          <w:p>
+            <w:r>
+              <w:t>0.35</w:t>
             </w:r>
           </w:p>
         </w:tc>
@@ -1791,454 +2372,6 @@
           </w:tcPr>
           <w:p>
             <w:r>
-              <w:t>0.4</w:t>
-            </w:r>
-          </w:p>
-        </w:tc>
-        <w:tc>
-          <w:tcPr>
-            <w:tcW w:type="dxa" w:w="785"/>
-          </w:tcPr>
-          <w:p>
-            <w:r>
-              <w:t>409.0</w:t>
-            </w:r>
-          </w:p>
-        </w:tc>
-        <w:tc>
-          <w:tcPr>
-            <w:tcW w:type="dxa" w:w="785"/>
-          </w:tcPr>
-          <w:p>
-            <w:r>
-              <w:t>946.0</w:t>
-            </w:r>
-          </w:p>
-        </w:tc>
-        <w:tc>
-          <w:tcPr>
-            <w:tcW w:type="dxa" w:w="785"/>
-          </w:tcPr>
-          <w:p>
-            <w:r>
-              <w:t>269.0</w:t>
-            </w:r>
-          </w:p>
-        </w:tc>
-        <w:tc>
-          <w:tcPr>
-            <w:tcW w:type="dxa" w:w="785"/>
-          </w:tcPr>
-          <w:p>
-            <w:r>
-              <w:t>176.0</w:t>
-            </w:r>
-          </w:p>
-        </w:tc>
-        <w:tc>
-          <w:tcPr>
-            <w:tcW w:type="dxa" w:w="785"/>
-          </w:tcPr>
-          <w:p>
-            <w:r>
-              <w:t>0.699</w:t>
-            </w:r>
-          </w:p>
-        </w:tc>
-        <w:tc>
-          <w:tcPr>
-            <w:tcW w:type="dxa" w:w="785"/>
-          </w:tcPr>
-          <w:p>
-            <w:r>
-              <w:t>0.779</w:t>
-            </w:r>
-          </w:p>
-        </w:tc>
-        <w:tc>
-          <w:tcPr>
-            <w:tcW w:type="dxa" w:w="785"/>
-          </w:tcPr>
-          <w:p>
-            <w:r>
-              <w:t>0.603</w:t>
-            </w:r>
-          </w:p>
-        </w:tc>
-        <w:tc>
-          <w:tcPr>
-            <w:tcW w:type="dxa" w:w="785"/>
-          </w:tcPr>
-          <w:p>
-            <w:r>
-              <w:t>0.843</w:t>
-            </w:r>
-          </w:p>
-        </w:tc>
-        <w:tc>
-          <w:tcPr>
-            <w:tcW w:type="dxa" w:w="785"/>
-          </w:tcPr>
-          <w:p>
-            <w:r>
-              <w:t>0.648</w:t>
-            </w:r>
-          </w:p>
-        </w:tc>
-        <w:tc>
-          <w:tcPr>
-            <w:tcW w:type="dxa" w:w="785"/>
-          </w:tcPr>
-          <w:p>
-            <w:r>
-              <w:t>0.753</w:t>
-            </w:r>
-          </w:p>
-        </w:tc>
-      </w:tr>
-      <w:tr>
-        <w:tc>
-          <w:tcPr>
-            <w:tcW w:type="dxa" w:w="785"/>
-          </w:tcPr>
-          <w:p>
-            <w:r>
-              <w:t>0.5</w:t>
-            </w:r>
-          </w:p>
-        </w:tc>
-        <w:tc>
-          <w:tcPr>
-            <w:tcW w:type="dxa" w:w="785"/>
-          </w:tcPr>
-          <w:p>
-            <w:r>
-              <w:t>330.0</w:t>
-            </w:r>
-          </w:p>
-        </w:tc>
-        <w:tc>
-          <w:tcPr>
-            <w:tcW w:type="dxa" w:w="785"/>
-          </w:tcPr>
-          <w:p>
-            <w:r>
-              <w:t>1063.0</w:t>
-            </w:r>
-          </w:p>
-        </w:tc>
-        <w:tc>
-          <w:tcPr>
-            <w:tcW w:type="dxa" w:w="785"/>
-          </w:tcPr>
-          <w:p>
-            <w:r>
-              <w:t>152.0</w:t>
-            </w:r>
-          </w:p>
-        </w:tc>
-        <w:tc>
-          <w:tcPr>
-            <w:tcW w:type="dxa" w:w="785"/>
-          </w:tcPr>
-          <w:p>
-            <w:r>
-              <w:t>255.0</w:t>
-            </w:r>
-          </w:p>
-        </w:tc>
-        <w:tc>
-          <w:tcPr>
-            <w:tcW w:type="dxa" w:w="785"/>
-          </w:tcPr>
-          <w:p>
-            <w:r>
-              <w:t>0.564</w:t>
-            </w:r>
-          </w:p>
-        </w:tc>
-        <w:tc>
-          <w:tcPr>
-            <w:tcW w:type="dxa" w:w="785"/>
-          </w:tcPr>
-          <w:p>
-            <w:r>
-              <w:t>0.875</w:t>
-            </w:r>
-          </w:p>
-        </w:tc>
-        <w:tc>
-          <w:tcPr>
-            <w:tcW w:type="dxa" w:w="785"/>
-          </w:tcPr>
-          <w:p>
-            <w:r>
-              <w:t>0.685</w:t>
-            </w:r>
-          </w:p>
-        </w:tc>
-        <w:tc>
-          <w:tcPr>
-            <w:tcW w:type="dxa" w:w="785"/>
-          </w:tcPr>
-          <w:p>
-            <w:r>
-              <w:t>0.807</w:t>
-            </w:r>
-          </w:p>
-        </w:tc>
-        <w:tc>
-          <w:tcPr>
-            <w:tcW w:type="dxa" w:w="785"/>
-          </w:tcPr>
-          <w:p>
-            <w:r>
-              <w:t>0.619</w:t>
-            </w:r>
-          </w:p>
-        </w:tc>
-        <w:tc>
-          <w:tcPr>
-            <w:tcW w:type="dxa" w:w="785"/>
-          </w:tcPr>
-          <w:p>
-            <w:r>
-              <w:t>0.774</w:t>
-            </w:r>
-          </w:p>
-        </w:tc>
-      </w:tr>
-      <w:tr>
-        <w:tc>
-          <w:tcPr>
-            <w:tcW w:type="dxa" w:w="785"/>
-          </w:tcPr>
-          <w:p>
-            <w:r>
-              <w:t>0.6</w:t>
-            </w:r>
-          </w:p>
-        </w:tc>
-        <w:tc>
-          <w:tcPr>
-            <w:tcW w:type="dxa" w:w="785"/>
-          </w:tcPr>
-          <w:p>
-            <w:r>
-              <w:t>229.0</w:t>
-            </w:r>
-          </w:p>
-        </w:tc>
-        <w:tc>
-          <w:tcPr>
-            <w:tcW w:type="dxa" w:w="785"/>
-          </w:tcPr>
-          <w:p>
-            <w:r>
-              <w:t>1130.0</w:t>
-            </w:r>
-          </w:p>
-        </w:tc>
-        <w:tc>
-          <w:tcPr>
-            <w:tcW w:type="dxa" w:w="785"/>
-          </w:tcPr>
-          <w:p>
-            <w:r>
-              <w:t>85.0</w:t>
-            </w:r>
-          </w:p>
-        </w:tc>
-        <w:tc>
-          <w:tcPr>
-            <w:tcW w:type="dxa" w:w="785"/>
-          </w:tcPr>
-          <w:p>
-            <w:r>
-              <w:t>356.0</w:t>
-            </w:r>
-          </w:p>
-        </w:tc>
-        <w:tc>
-          <w:tcPr>
-            <w:tcW w:type="dxa" w:w="785"/>
-          </w:tcPr>
-          <w:p>
-            <w:r>
-              <w:t>0.391</w:t>
-            </w:r>
-          </w:p>
-        </w:tc>
-        <w:tc>
-          <w:tcPr>
-            <w:tcW w:type="dxa" w:w="785"/>
-          </w:tcPr>
-          <w:p>
-            <w:r>
-              <w:t>0.93</w:t>
-            </w:r>
-          </w:p>
-        </w:tc>
-        <w:tc>
-          <w:tcPr>
-            <w:tcW w:type="dxa" w:w="785"/>
-          </w:tcPr>
-          <w:p>
-            <w:r>
-              <w:t>0.729</w:t>
-            </w:r>
-          </w:p>
-        </w:tc>
-        <w:tc>
-          <w:tcPr>
-            <w:tcW w:type="dxa" w:w="785"/>
-          </w:tcPr>
-          <w:p>
-            <w:r>
-              <w:t>0.76</w:t>
-            </w:r>
-          </w:p>
-        </w:tc>
-        <w:tc>
-          <w:tcPr>
-            <w:tcW w:type="dxa" w:w="785"/>
-          </w:tcPr>
-          <w:p>
-            <w:r>
-              <w:t>0.509</w:t>
-            </w:r>
-          </w:p>
-        </w:tc>
-        <w:tc>
-          <w:tcPr>
-            <w:tcW w:type="dxa" w:w="785"/>
-          </w:tcPr>
-          <w:p>
-            <w:r>
-              <w:t>0.755</w:t>
-            </w:r>
-          </w:p>
-        </w:tc>
-      </w:tr>
-      <w:tr>
-        <w:tc>
-          <w:tcPr>
-            <w:tcW w:type="dxa" w:w="785"/>
-          </w:tcPr>
-          <w:p>
-            <w:r>
-              <w:t>0.7</w:t>
-            </w:r>
-          </w:p>
-        </w:tc>
-        <w:tc>
-          <w:tcPr>
-            <w:tcW w:type="dxa" w:w="785"/>
-          </w:tcPr>
-          <w:p>
-            <w:r>
-              <w:t>154.0</w:t>
-            </w:r>
-          </w:p>
-        </w:tc>
-        <w:tc>
-          <w:tcPr>
-            <w:tcW w:type="dxa" w:w="785"/>
-          </w:tcPr>
-          <w:p>
-            <w:r>
-              <w:t>1174.0</w:t>
-            </w:r>
-          </w:p>
-        </w:tc>
-        <w:tc>
-          <w:tcPr>
-            <w:tcW w:type="dxa" w:w="785"/>
-          </w:tcPr>
-          <w:p>
-            <w:r>
-              <w:t>41.0</w:t>
-            </w:r>
-          </w:p>
-        </w:tc>
-        <w:tc>
-          <w:tcPr>
-            <w:tcW w:type="dxa" w:w="785"/>
-          </w:tcPr>
-          <w:p>
-            <w:r>
-              <w:t>431.0</w:t>
-            </w:r>
-          </w:p>
-        </w:tc>
-        <w:tc>
-          <w:tcPr>
-            <w:tcW w:type="dxa" w:w="785"/>
-          </w:tcPr>
-          <w:p>
-            <w:r>
-              <w:t>0.263</w:t>
-            </w:r>
-          </w:p>
-        </w:tc>
-        <w:tc>
-          <w:tcPr>
-            <w:tcW w:type="dxa" w:w="785"/>
-          </w:tcPr>
-          <w:p>
-            <w:r>
-              <w:t>0.966</w:t>
-            </w:r>
-          </w:p>
-        </w:tc>
-        <w:tc>
-          <w:tcPr>
-            <w:tcW w:type="dxa" w:w="785"/>
-          </w:tcPr>
-          <w:p>
-            <w:r>
-              <w:t>0.79</w:t>
-            </w:r>
-          </w:p>
-        </w:tc>
-        <w:tc>
-          <w:tcPr>
-            <w:tcW w:type="dxa" w:w="785"/>
-          </w:tcPr>
-          <w:p>
-            <w:r>
-              <w:t>0.731</w:t>
-            </w:r>
-          </w:p>
-        </w:tc>
-        <w:tc>
-          <w:tcPr>
-            <w:tcW w:type="dxa" w:w="785"/>
-          </w:tcPr>
-          <w:p>
-            <w:r>
-              <w:t>0.395</w:t>
-            </w:r>
-          </w:p>
-        </w:tc>
-        <w:tc>
-          <w:tcPr>
-            <w:tcW w:type="dxa" w:w="785"/>
-          </w:tcPr>
-          <w:p>
-            <w:r>
-              <w:t>0.738</w:t>
-            </w:r>
-          </w:p>
-        </w:tc>
-      </w:tr>
-      <w:tr>
-        <w:tc>
-          <w:tcPr>
-            <w:tcW w:type="dxa" w:w="785"/>
-          </w:tcPr>
-          <w:p>
-            <w:r>
               <w:t>0.8</w:t>
             </w:r>
           </w:p>
@@ -2249,7 +2382,7 @@
           </w:tcPr>
           <w:p>
             <w:r>
-              <w:t>60.0</w:t>
+              <w:t>64.0</w:t>
             </w:r>
           </w:p>
         </w:tc>
@@ -2259,7 +2392,7 @@
           </w:tcPr>
           <w:p>
             <w:r>
-              <w:t>1207.0</w:t>
+              <w:t>1197.0</w:t>
             </w:r>
           </w:p>
         </w:tc>
@@ -2269,7 +2402,7 @@
           </w:tcPr>
           <w:p>
             <w:r>
-              <w:t>8.0</w:t>
+              <w:t>18.0</w:t>
             </w:r>
           </w:p>
         </w:tc>
@@ -2279,7 +2412,7 @@
           </w:tcPr>
           <w:p>
             <w:r>
-              <w:t>525.0</w:t>
+              <w:t>521.0</w:t>
             </w:r>
           </w:p>
         </w:tc>
@@ -2289,7 +2422,7 @@
           </w:tcPr>
           <w:p>
             <w:r>
-              <w:t>0.103</w:t>
+              <w:t>0.109</w:t>
             </w:r>
           </w:p>
         </w:tc>
@@ -2299,7 +2432,7 @@
           </w:tcPr>
           <w:p>
             <w:r>
-              <w:t>0.993</w:t>
+              <w:t>0.985</w:t>
             </w:r>
           </w:p>
         </w:tc>
@@ -2309,7 +2442,7 @@
           </w:tcPr>
           <w:p>
             <w:r>
-              <w:t>0.882</w:t>
+              <w:t>0.78</w:t>
             </w:r>
           </w:p>
         </w:tc>
@@ -2329,7 +2462,7 @@
           </w:tcPr>
           <w:p>
             <w:r>
-              <w:t>0.184</w:t>
+              <w:t>0.192</w:t>
             </w:r>
           </w:p>
         </w:tc>
@@ -2339,7 +2472,7 @@
           </w:tcPr>
           <w:p>
             <w:r>
-              <w:t>0.704</w:t>
+              <w:t>0.701</w:t>
             </w:r>
           </w:p>
         </w:tc>
@@ -2361,7 +2494,7 @@
           </w:tcPr>
           <w:p>
             <w:r>
-              <w:t>8.0</w:t>
+              <w:t>11.0</w:t>
             </w:r>
           </w:p>
         </w:tc>
@@ -2371,7 +2504,7 @@
           </w:tcPr>
           <w:p>
             <w:r>
-              <w:t>1214.0</w:t>
+              <w:t>1211.0</w:t>
             </w:r>
           </w:p>
         </w:tc>
@@ -2381,7 +2514,7 @@
           </w:tcPr>
           <w:p>
             <w:r>
-              <w:t>1.0</w:t>
+              <w:t>4.0</w:t>
             </w:r>
           </w:p>
         </w:tc>
@@ -2391,7 +2524,7 @@
           </w:tcPr>
           <w:p>
             <w:r>
-              <w:t>577.0</w:t>
+              <w:t>574.0</w:t>
             </w:r>
           </w:p>
         </w:tc>
@@ -2401,7 +2534,7 @@
           </w:tcPr>
           <w:p>
             <w:r>
-              <w:t>0.014</w:t>
+              <w:t>0.019</w:t>
             </w:r>
           </w:p>
         </w:tc>
@@ -2411,7 +2544,7 @@
           </w:tcPr>
           <w:p>
             <w:r>
-              <w:t>0.999</w:t>
+              <w:t>0.997</w:t>
             </w:r>
           </w:p>
         </w:tc>
@@ -2421,7 +2554,7 @@
           </w:tcPr>
           <w:p>
             <w:r>
-              <w:t>0.889</w:t>
+              <w:t>0.733</w:t>
             </w:r>
           </w:p>
         </w:tc>
@@ -2441,7 +2574,7 @@
           </w:tcPr>
           <w:p>
             <w:r>
-              <w:t>0.027</w:t>
+              <w:t>0.037</w:t>
             </w:r>
           </w:p>
         </w:tc>
@@ -2513,7 +2646,7 @@
       <w:r>
         <w:drawing>
           <wp:inline xmlns:a="http://schemas.openxmlformats.org/drawingml/2006/main" xmlns:pic="http://schemas.openxmlformats.org/drawingml/2006/picture">
-            <wp:extent cx="5486400" cy="3618149"/>
+            <wp:extent cx="5486400" cy="3557847"/>
             <wp:docPr id="3" name="Picture 3"/>
             <wp:cNvGraphicFramePr>
               <a:graphicFrameLocks noChangeAspect="1"/>
@@ -2534,7 +2667,7 @@
                   <pic:spPr>
                     <a:xfrm>
                       <a:off x="0" y="0"/>
-                      <a:ext cx="5486400" cy="3618149"/>
+                      <a:ext cx="5486400" cy="3557847"/>
                     </a:xfrm>
                     <a:prstGeom prst="rect"/>
                   </pic:spPr>
@@ -2557,7 +2690,7 @@
       <w:r>
         <w:drawing>
           <wp:inline xmlns:a="http://schemas.openxmlformats.org/drawingml/2006/main" xmlns:pic="http://schemas.openxmlformats.org/drawingml/2006/picture">
-            <wp:extent cx="6400800" cy="2761130"/>
+            <wp:extent cx="6400800" cy="2747409"/>
             <wp:docPr id="4" name="Picture 4"/>
             <wp:cNvGraphicFramePr>
               <a:graphicFrameLocks noChangeAspect="1"/>
@@ -2578,7 +2711,7 @@
                   <pic:spPr>
                     <a:xfrm>
                       <a:off x="0" y="0"/>
-                      <a:ext cx="6400800" cy="2761130"/>
+                      <a:ext cx="6400800" cy="2747409"/>
                     </a:xfrm>
                     <a:prstGeom prst="rect"/>
                   </pic:spPr>
